--- a/Användarmanual_Dashboard.docx
+++ b/Användarmanual_Dashboard.docx
@@ -92,13 +92,17 @@
         <w:t xml:space="preserve">Webadress: </w:t>
       </w:r>
       <w:r>
-        <w:t>[Fråga administratören om länken]</w:t>
+        <w:rPr>
+          <w:color w:val="25408D"/>
+          <w:u w:val="single"/>
+        </w:rPr>
+        <w:t>https://ilovelund-dashboard.streamlit.app/</w:t>
       </w:r>
     </w:p>
     <w:p/>
     <w:p>
       <w:r>
-        <w:t>1. Öppna länken i valfri webbläsare (Chrome, Edge, Safari, etc.)</w:t>
+        <w:t>1. Öppna länken ovan i valfri webbläsare (Chrome, Edge, Safari, etc.)</w:t>
       </w:r>
     </w:p>
     <w:p>
@@ -108,7 +112,19 @@
     </w:p>
     <w:p>
       <w:r>
-        <w:t>3. För känslig data (Cap Table, rådata) behövs lösenord</w:t>
+        <w:t>3. För känslig data (Cap Table, Komplett Ägarlista) behövs lösenord</w:t>
+      </w:r>
+    </w:p>
+    <w:p/>
+    <w:p>
+      <w:r>
+        <w:rPr>
+          <w:b/>
+        </w:rPr>
+        <w:t xml:space="preserve">TIPS: </w:t>
+      </w:r>
+      <w:r>
+        <w:t>Dubbelklicka på filen "Öppna Dashboard" i projektmappen för att komma direkt till dashboarden.</w:t>
       </w:r>
     </w:p>
     <w:p>
@@ -124,7 +140,7 @@
     </w:p>
     <w:p>
       <w:r>
-        <w:t>Dashboarden har fem flikar (tabs):</w:t>
+        <w:t>Dashboarden har sex flikar (tabs):</w:t>
       </w:r>
     </w:p>
     <w:p/>
@@ -142,17 +158,22 @@
     </w:p>
     <w:p>
       <w:r>
-        <w:t>• Visar hur antalet aktieägare förändrats över tid</w:t>
+        <w:t xml:space="preserve">  Visar hur antalet aktieägare förändrats över tid</w:t>
       </w:r>
     </w:p>
     <w:p>
       <w:r>
-        <w:t>• Visar marknadspenetration i Lund</w:t>
+        <w:t xml:space="preserve">  Visar marknadspenetration i Lund</w:t>
       </w:r>
     </w:p>
     <w:p>
       <w:r>
-        <w:t>• Du kan välja tidsperiod: YTD, QTD, 1 År eller Max</w:t>
+        <w:t xml:space="preserve">  Du kan välja tidsperiod: YTD, QTD, 1 År eller Max</w:t>
+      </w:r>
+    </w:p>
+    <w:p>
+      <w:r>
+        <w:t xml:space="preserve">  Du kan välja historiskt datum för att se en ögonblicksbild</w:t>
       </w:r>
     </w:p>
     <w:p>
@@ -169,12 +190,12 @@
     </w:p>
     <w:p>
       <w:r>
-        <w:t>• Visar ägarstruktur - hur många äger få aktier vs många aktier</w:t>
+        <w:t xml:space="preserve">  Visar ägarstruktur - hur många äger få aktier vs många aktier</w:t>
       </w:r>
     </w:p>
     <w:p>
       <w:r>
-        <w:t>• Uppdelat i storleksklasser (Under 50, 51-100, 101-200 osv.)</w:t>
+        <w:t xml:space="preserve">  Uppdelat i storleksklasser (Under 50, 51-100, 101-200 osv.)</w:t>
       </w:r>
     </w:p>
     <w:p>
@@ -191,17 +212,17 @@
     </w:p>
     <w:p>
       <w:r>
-        <w:t>• Visar vilka städer aktieägarna bor i</w:t>
+        <w:t xml:space="preserve">  Visar vilka städer aktieägarna bor i (Topp 15 + Övriga)</w:t>
       </w:r>
     </w:p>
     <w:p>
       <w:r>
-        <w:t>• Detaljerad vy över Lund - uppdelat på postnummerområden</w:t>
+        <w:t xml:space="preserve">  Pajdiagram: Lund vs Övriga (antal ägare och andel av ägande)</w:t>
       </w:r>
     </w:p>
     <w:p>
       <w:r>
-        <w:t>• Cirkeldiagram: Lund vs övriga orter</w:t>
+        <w:t xml:space="preserve">  Detaljerad vy över Lund - uppdelat på postnummerområden</w:t>
       </w:r>
     </w:p>
     <w:p>
@@ -218,17 +239,17 @@
     </w:p>
     <w:p>
       <w:r>
-        <w:t>• Fysiska personer vs Juridiska personer (företag)</w:t>
+        <w:t xml:space="preserve">  Fysiska personer vs Juridiska personer (företag)</w:t>
       </w:r>
     </w:p>
     <w:p>
       <w:r>
-        <w:t>• Könsfördelning bland privatpersoner</w:t>
+        <w:t xml:space="preserve">  Könsfördelning bland privatpersoner</w:t>
       </w:r>
     </w:p>
     <w:p>
       <w:r>
-        <w:t>• Åldersfördelning bland privatpersoner</w:t>
+        <w:t xml:space="preserve">  Åldersfördelning bland privatpersoner</w:t>
       </w:r>
     </w:p>
     <w:p>
@@ -245,17 +266,49 @@
     </w:p>
     <w:p>
       <w:r>
-        <w:t>• Lista över de 50 största aktieägarna</w:t>
+        <w:t xml:space="preserve">  Lista över de 50 största aktieägarna</w:t>
       </w:r>
     </w:p>
     <w:p>
       <w:r>
-        <w:t>• Visar förändring jämfört med ett år tillbaka</w:t>
+        <w:t xml:space="preserve">  Visar förändring jämfört med ett år tillbaka</w:t>
       </w:r>
     </w:p>
     <w:p>
       <w:r>
-        <w:t>• KRÄVER LÖSENORD (innehåller känsliga personuppgifter)</w:t>
+        <w:t xml:space="preserve">  KRÄVER LÖSENORD (innehåller känsliga personuppgifter)</w:t>
+      </w:r>
+    </w:p>
+    <w:p>
+      <w:pPr>
+        <w:pStyle w:val="Heading2"/>
+      </w:pPr>
+      <w:r>
+        <w:rPr>
+          <w:color w:val="25408D"/>
+          <w:sz w:val="24"/>
+        </w:rPr>
+        <w:t>FLIK 6: KOMPLETT ÄGARLISTA</w:t>
+      </w:r>
+    </w:p>
+    <w:p>
+      <w:r>
+        <w:t xml:space="preserve">  Fullständig lista över alla aktieägare och deras innehav</w:t>
+      </w:r>
+    </w:p>
+    <w:p>
+      <w:r>
+        <w:t xml:space="preserve">  Sorterad efter storlek (störst först)</w:t>
+      </w:r>
+    </w:p>
+    <w:p>
+      <w:r>
+        <w:t xml:space="preserve">  Kan laddas ner som Excel-fil</w:t>
+      </w:r>
+    </w:p>
+    <w:p>
+      <w:r>
+        <w:t xml:space="preserve">  KRÄVER LÖSENORD för att visa fullständig lista</w:t>
       </w:r>
     </w:p>
     <w:p>
@@ -323,7 +376,38 @@
         <w:rPr>
           <w:color w:val="E30413"/>
         </w:rPr>
-        <w:t>5. GENERERA RAPPORTER</w:t>
+        <w:t>5. LADDA NER ÄGARLISTA (EXCEL)</w:t>
+      </w:r>
+    </w:p>
+    <w:p>
+      <w:r>
+        <w:t>1. Gå till fliken "Komplett Ägarlista"</w:t>
+      </w:r>
+    </w:p>
+    <w:p>
+      <w:r>
+        <w:t>2. Ange lösenord och klicka "Avanonymisera lista"</w:t>
+      </w:r>
+    </w:p>
+    <w:p>
+      <w:r>
+        <w:t>3. Klicka "Ladda ner Excel (fullständig)"</w:t>
+      </w:r>
+    </w:p>
+    <w:p>
+      <w:r>
+        <w:t>4. Filen sparas med datum i filnamnet</w:t>
+      </w:r>
+    </w:p>
+    <w:p>
+      <w:pPr>
+        <w:pStyle w:val="Heading1"/>
+      </w:pPr>
+      <w:r>
+        <w:rPr>
+          <w:color w:val="E30413"/>
+        </w:rPr>
+        <w:t>6. GENERERA RAPPORTER</w:t>
       </w:r>
     </w:p>
     <w:p>
@@ -354,7 +438,7 @@
         <w:rPr>
           <w:color w:val="E30413"/>
         </w:rPr>
-        <w:t>6. VISA KÄNSLIG DATA (GDPR)</w:t>
+        <w:t>7. VISA KÄNSLIG DATA (GDPR)</w:t>
       </w:r>
     </w:p>
     <w:p>
@@ -368,22 +452,22 @@
         <w:rPr>
           <w:b/>
         </w:rPr>
-        <w:t>För att se fullständig data:</w:t>
+        <w:t>Du kan låsa upp med lösenord i tre flikar:</w:t>
       </w:r>
     </w:p>
     <w:p>
       <w:r>
-        <w:t>1. Gå till "Cap Table" eller "Visa Rådata" längst ned</w:t>
+        <w:t xml:space="preserve">  Cap Table (topp 50)</w:t>
       </w:r>
     </w:p>
     <w:p>
       <w:r>
-        <w:t>2. Ange lösenordet</w:t>
+        <w:t xml:space="preserve">  Komplett Ägarlista</w:t>
       </w:r>
     </w:p>
     <w:p>
       <w:r>
-        <w:t>3. Klicka "Avanonymisera"</w:t>
+        <w:t xml:space="preserve">  Visa Rådata (längst ned)</w:t>
       </w:r>
     </w:p>
     <w:p/>
@@ -407,7 +491,44 @@
         <w:rPr>
           <w:color w:val="E30413"/>
         </w:rPr>
-        <w:t>7. TEKNISK ÖVERSIKT (FÖR ADMINISTRATÖRER)</w:t>
+        <w:t>8. HISTORISK VY (ÖGONBLICKSBILD)</w:t>
+      </w:r>
+    </w:p>
+    <w:p>
+      <w:r>
+        <w:t>I sidomenyn finns en dropdown: "Visa ögonblicksbild från:"</w:t>
+      </w:r>
+    </w:p>
+    <w:p/>
+    <w:p>
+      <w:r>
+        <w:t>1. Välj ett datum i listan</w:t>
+      </w:r>
+    </w:p>
+    <w:p>
+      <w:r>
+        <w:t>2. Alla diagram och tabeller uppdateras till det datumet</w:t>
+      </w:r>
+    </w:p>
+    <w:p>
+      <w:r>
+        <w:t>3. En varningsruta visas om du tittar på historisk data</w:t>
+      </w:r>
+    </w:p>
+    <w:p>
+      <w:r>
+        <w:t>4. Trendgraferna visar en streckad linje vid valt datum</w:t>
+      </w:r>
+    </w:p>
+    <w:p>
+      <w:pPr>
+        <w:pStyle w:val="Heading1"/>
+      </w:pPr>
+      <w:r>
+        <w:rPr>
+          <w:color w:val="E30413"/>
+        </w:rPr>
+        <w:t>9. TEKNISK ÖVERSIKT (FÖR ADMINISTRATÖRER)</w:t>
       </w:r>
     </w:p>
     <w:p>
@@ -452,7 +573,7 @@
         <w:rPr>
           <w:color w:val="E30413"/>
         </w:rPr>
-        <w:t>8. OM NÅGOT INTE FUNGERAR</w:t>
+        <w:t>10. OM NÅGOT INTE FUNGERAR</w:t>
       </w:r>
     </w:p>
     <w:p>
@@ -462,17 +583,17 @@
     </w:p>
     <w:p>
       <w:r>
-        <w:t>• Ladda om sidan (F5 eller Ctrl+R)</w:t>
+        <w:t xml:space="preserve">  Ladda om sidan (F5 eller Ctrl+R)</w:t>
       </w:r>
     </w:p>
     <w:p>
       <w:r>
-        <w:t>• Rensa webbläsarens cache</w:t>
+        <w:t xml:space="preserve">  Rensa webbläsarens cache</w:t>
       </w:r>
     </w:p>
     <w:p>
       <w:r>
-        <w:t>• Prova en annan webbläsare</w:t>
+        <w:t xml:space="preserve">  Prova en annan webbläsare</w:t>
       </w:r>
     </w:p>
     <w:p/>
@@ -495,17 +616,17 @@
     </w:p>
     <w:p>
       <w:r>
-        <w:t>• Klona repot från GitHub</w:t>
+        <w:t xml:space="preserve">  Klona repot från GitHub</w:t>
       </w:r>
     </w:p>
     <w:p>
       <w:r>
-        <w:t>• Gör ändringar i src/-mappen</w:t>
+        <w:t xml:space="preserve">  Gör ändringar i src/-mappen</w:t>
       </w:r>
     </w:p>
     <w:p>
       <w:r>
-        <w:t>• Testa lokalt, committa och pusha</w:t>
+        <w:t xml:space="preserve">  Testa lokalt, committa och pusha</w:t>
       </w:r>
     </w:p>
     <w:p>
@@ -521,22 +642,22 @@
     </w:p>
     <w:p>
       <w:r>
-        <w:t>• Öppna projektet i Cursor</w:t>
+        <w:t xml:space="preserve">  Öppna projektet i Cursor</w:t>
       </w:r>
     </w:p>
     <w:p>
       <w:r>
-        <w:t>• Beskriv problemet för AI:n på vanlig svenska</w:t>
+        <w:t xml:space="preserve">  Beskriv problemet för AI:n på vanlig svenska</w:t>
       </w:r>
     </w:p>
     <w:p>
       <w:r>
-        <w:t>• AI:n föreslår och gör ändringar</w:t>
+        <w:t xml:space="preserve">  AI:n föreslår och gör ändringar</w:t>
       </w:r>
     </w:p>
     <w:p>
       <w:r>
-        <w:t>• Du behöver INTE kunna programmera!</w:t>
+        <w:t xml:space="preserve">  Du behöver INTE kunna programmera!</w:t>
       </w:r>
     </w:p>
     <w:p/>
@@ -553,7 +674,7 @@
         <w:rPr>
           <w:color w:val="E30413"/>
         </w:rPr>
-        <w:t>9. KONTAKT</w:t>
+        <w:t>11. KONTAKT</w:t>
       </w:r>
     </w:p>
     <w:p>
@@ -583,21 +704,10 @@
       </w:pPr>
       <w:r>
         <w:rPr>
-          <w:color w:val="25408D"/>
-        </w:rPr>
-        <w:t>──────────────────────────────────────────────────</w:t>
-      </w:r>
-    </w:p>
-    <w:p>
-      <w:pPr>
-        <w:jc w:val="center"/>
-      </w:pPr>
-      <w:r>
-        <w:rPr>
           <w:color w:val="2F2F2F"/>
           <w:sz w:val="20"/>
         </w:rPr>
-        <w:t>Senast uppdaterad: Februari 2026 | Version 2.0</w:t>
+        <w:t>Senast uppdaterad: Februari 2026 | Version 3.0</w:t>
       </w:r>
     </w:p>
     <w:sectPr>
